--- a/QED Course/Lesson 10 Operators and Observables.docx
+++ b/QED Course/Lesson 10 Operators and Observables.docx
@@ -58,7 +58,7 @@
     </w:p>
     <w:p>
       <w:pPr>
-        <w:pStyle w:val="Heading1"/>
+        <w:pStyle w:val="Heading2"/>
       </w:pPr>
       <w:r>
         <w:t>How to use this lesson</w:t>
@@ -76,7 +76,7 @@
     </w:p>
     <w:p>
       <w:pPr>
-        <w:pStyle w:val="Heading2"/>
+        <w:pStyle w:val="Heading3"/>
       </w:pPr>
       <w:r>
         <w:t>Learning objectives</w:t>
@@ -148,7 +148,7 @@
     </w:p>
     <w:p>
       <w:pPr>
-        <w:pStyle w:val="Heading2"/>
+        <w:pStyle w:val="Heading3"/>
       </w:pPr>
       <w:r>
         <w:t>Notation and conventions</w:t>
@@ -512,7 +512,7 @@
     </w:tbl>
     <w:p>
       <w:pPr>
-        <w:pStyle w:val="Heading1"/>
+        <w:pStyle w:val="Heading2"/>
       </w:pPr>
       <w:r>
         <w:t>1 Observables as operators</w:t>
@@ -520,7 +520,7 @@
     </w:p>
     <w:p>
       <w:pPr>
-        <w:pStyle w:val="Heading2"/>
+        <w:pStyle w:val="Heading3"/>
       </w:pPr>
       <w:r>
         <w:t>1.1 The postulate</w:t>
@@ -533,7 +533,7 @@
     </w:p>
     <w:p>
       <w:pPr>
-        <w:pStyle w:val="Heading2"/>
+        <w:pStyle w:val="Heading3"/>
       </w:pPr>
       <w:r>
         <w:t>1.2 Why Hermitian</w:t>
@@ -546,7 +546,7 @@
     </w:p>
     <w:p>
       <w:pPr>
-        <w:pStyle w:val="Heading2"/>
+        <w:pStyle w:val="Heading3"/>
       </w:pPr>
       <w:r>
         <w:t>1.3 The expectation value</w:t>
@@ -722,10 +722,11 @@
       </w:r>
     </w:p>
     <w:p>
-      <w:pPr>
-        <w:pStyle w:val="Heading3"/>
-      </w:pPr>
       <w:r>
+        <w:rPr>
+          <w:b/>
+          <w:i/>
+        </w:rPr>
         <w:t>Worked example 1</w:t>
       </w:r>
     </w:p>
@@ -736,7 +737,7 @@
     </w:p>
     <w:p>
       <w:pPr>
-        <w:pStyle w:val="Heading1"/>
+        <w:pStyle w:val="Heading2"/>
       </w:pPr>
       <w:r>
         <w:t>2 The position and momentum operators</w:t>
@@ -744,7 +745,7 @@
     </w:p>
     <w:p>
       <w:pPr>
-        <w:pStyle w:val="Heading2"/>
+        <w:pStyle w:val="Heading3"/>
       </w:pPr>
       <w:r>
         <w:t>2.1 The position operator</w:t>
@@ -808,7 +809,7 @@
     </w:p>
     <w:p>
       <w:pPr>
-        <w:pStyle w:val="Heading2"/>
+        <w:pStyle w:val="Heading3"/>
       </w:pPr>
       <w:r>
         <w:t>2.2 The momentum operator</w:t>
@@ -896,7 +897,7 @@
     </w:p>
     <w:p>
       <w:pPr>
-        <w:pStyle w:val="Heading2"/>
+        <w:pStyle w:val="Heading3"/>
       </w:pPr>
       <w:r>
         <w:t>2.3 The fundamental commutator</w:t>
@@ -1045,10 +1046,11 @@
       </w:r>
     </w:p>
     <w:p>
-      <w:pPr>
-        <w:pStyle w:val="Heading3"/>
-      </w:pPr>
       <w:r>
+        <w:rPr>
+          <w:b/>
+          <w:i/>
+        </w:rPr>
         <w:t>Worked example 2</w:t>
       </w:r>
     </w:p>
@@ -1059,7 +1061,7 @@
     </w:p>
     <w:p>
       <w:pPr>
-        <w:pStyle w:val="Heading1"/>
+        <w:pStyle w:val="Heading2"/>
       </w:pPr>
       <w:r>
         <w:t>3 Eigenvalues, degeneracy, and completeness</w:t>
@@ -1067,7 +1069,7 @@
     </w:p>
     <w:p>
       <w:pPr>
-        <w:pStyle w:val="Heading2"/>
+        <w:pStyle w:val="Heading3"/>
       </w:pPr>
       <w:r>
         <w:t>3.1 Discrete spectra</w:t>
@@ -1080,7 +1082,7 @@
     </w:p>
     <w:p>
       <w:pPr>
-        <w:pStyle w:val="Heading2"/>
+        <w:pStyle w:val="Heading3"/>
       </w:pPr>
       <w:r>
         <w:t>3.2 Continuous spectra</w:t>
@@ -1093,7 +1095,7 @@
     </w:p>
     <w:p>
       <w:pPr>
-        <w:pStyle w:val="Heading2"/>
+        <w:pStyle w:val="Heading3"/>
       </w:pPr>
       <w:r>
         <w:t>3.3 Degeneracy</w:t>
@@ -1105,10 +1107,11 @@
       </w:r>
     </w:p>
     <w:p>
-      <w:pPr>
-        <w:pStyle w:val="Heading3"/>
-      </w:pPr>
       <w:r>
+        <w:rPr>
+          <w:b/>
+          <w:i/>
+        </w:rPr>
         <w:t>Worked example 3</w:t>
       </w:r>
     </w:p>
@@ -1119,7 +1122,7 @@
     </w:p>
     <w:p>
       <w:pPr>
-        <w:pStyle w:val="Heading1"/>
+        <w:pStyle w:val="Heading2"/>
       </w:pPr>
       <w:r>
         <w:t>4 The uncertainty relation</w:t>
@@ -1127,7 +1130,7 @@
     </w:p>
     <w:p>
       <w:pPr>
-        <w:pStyle w:val="Heading2"/>
+        <w:pStyle w:val="Heading3"/>
       </w:pPr>
       <w:r>
         <w:t>4.1 The generalized uncertainty relation</w:t>
@@ -1208,7 +1211,7 @@
     </w:p>
     <w:p>
       <w:pPr>
-        <w:pStyle w:val="Heading2"/>
+        <w:pStyle w:val="Heading3"/>
       </w:pPr>
       <w:r>
         <w:t>4.2 The position-momentum uncertainty relation</w:t>
@@ -1259,10 +1262,11 @@
       </w:r>
     </w:p>
     <w:p>
-      <w:pPr>
-        <w:pStyle w:val="Heading3"/>
-      </w:pPr>
       <w:r>
+        <w:rPr>
+          <w:b/>
+          <w:i/>
+        </w:rPr>
         <w:t>Worked example 4</w:t>
       </w:r>
     </w:p>
@@ -1273,7 +1277,7 @@
     </w:p>
     <w:p>
       <w:pPr>
-        <w:pStyle w:val="Heading1"/>
+        <w:pStyle w:val="Heading2"/>
       </w:pPr>
       <w:r>
         <w:t>5 Compatible observables</w:t>
@@ -1281,7 +1285,7 @@
     </w:p>
     <w:p>
       <w:pPr>
-        <w:pStyle w:val="Heading2"/>
+        <w:pStyle w:val="Heading3"/>
       </w:pPr>
       <w:r>
         <w:t>5.1 Simultaneous eigenstates</w:t>
@@ -1294,7 +1298,7 @@
     </w:p>
     <w:p>
       <w:pPr>
-        <w:pStyle w:val="Heading2"/>
+        <w:pStyle w:val="Heading3"/>
       </w:pPr>
       <w:r>
         <w:t>5.2 Incompatible observables</w:t>
@@ -1306,10 +1310,11 @@
       </w:r>
     </w:p>
     <w:p>
-      <w:pPr>
-        <w:pStyle w:val="Heading3"/>
-      </w:pPr>
       <w:r>
+        <w:rPr>
+          <w:b/>
+          <w:i/>
+        </w:rPr>
         <w:t>Worked example 5</w:t>
       </w:r>
     </w:p>
@@ -1320,7 +1325,7 @@
     </w:p>
     <w:p>
       <w:pPr>
-        <w:pStyle w:val="Heading1"/>
+        <w:pStyle w:val="Heading2"/>
       </w:pPr>
       <w:r>
         <w:t>6 Time evolution of expectation values</w:t>
@@ -1328,7 +1333,7 @@
     </w:p>
     <w:p>
       <w:pPr>
-        <w:pStyle w:val="Heading2"/>
+        <w:pStyle w:val="Heading3"/>
       </w:pPr>
       <w:r>
         <w:t>6.1 The Ehrenfest theorem</w:t>
@@ -1336,7 +1341,7 @@
     </w:p>
     <w:p>
       <w:r>
-        <w:t>For an operator A without explicit time dependence, differentiate ⟨A⟩_ψ(t) = ⟨ψ(t)|A|ψ(t)⟩ using the time-dependent Schrodinger equation of Lesson 11 (quoted here in advance, iℏ∂_tψ = Hψ) for both ψ and its bra.</w:t>
+        <w:t>For an operator A without explicit time dependence, differentiate ⟨A⟩_ψ(t) = ⟨ψ(t)|A|ψ(t)⟩ using the time-dependent Schrödinger equation of Lesson 11 (quoted here in advance, iℏ∂_tψ = Hψ) for both ψ and its bra.</w:t>
       </w:r>
     </w:p>
     <w:p>
@@ -1409,7 +1414,7 @@
     </w:p>
     <w:p>
       <w:pPr>
-        <w:pStyle w:val="Heading2"/>
+        <w:pStyle w:val="Heading3"/>
       </w:pPr>
       <w:r>
         <w:t>6.2 Conserved quantities</w:t>
@@ -1421,10 +1426,11 @@
       </w:r>
     </w:p>
     <w:p>
-      <w:pPr>
-        <w:pStyle w:val="Heading3"/>
-      </w:pPr>
       <w:r>
+        <w:rPr>
+          <w:b/>
+          <w:i/>
+        </w:rPr>
         <w:t>Worked example 6</w:t>
       </w:r>
     </w:p>
@@ -1435,7 +1441,7 @@
     </w:p>
     <w:p>
       <w:pPr>
-        <w:pStyle w:val="Heading1"/>
+        <w:pStyle w:val="Heading2"/>
       </w:pPr>
       <w:r>
         <w:t>7 Connections to QED</w:t>
@@ -1766,7 +1772,7 @@
     </w:p>
     <w:p>
       <w:pPr>
-        <w:pStyle w:val="Heading1"/>
+        <w:pStyle w:val="Heading2"/>
       </w:pPr>
       <w:r>
         <w:t>8 Summary</w:t>
@@ -1870,7 +1876,7 @@
     </w:p>
     <w:p>
       <w:pPr>
-        <w:pStyle w:val="Heading1"/>
+        <w:pStyle w:val="Heading2"/>
       </w:pPr>
       <w:r>
         <w:t>Exercises</w:t>
@@ -1886,17 +1892,13 @@
         <w:tblLook w:firstColumn="1" w:firstRow="1" w:lastColumn="0" w:lastRow="0" w:noHBand="0" w:noVBand="1" w:val="04A0"/>
       </w:tblPr>
       <w:tblGrid>
-        <w:gridCol w:w="1632"/>
-        <w:gridCol w:w="1632"/>
-        <w:gridCol w:w="1632"/>
-        <w:gridCol w:w="1632"/>
-        <w:gridCol w:w="1632"/>
-        <w:gridCol w:w="1632"/>
+        <w:gridCol w:w="720"/>
+        <w:gridCol w:w="9072"/>
       </w:tblGrid>
       <w:tr>
         <w:tc>
           <w:tcPr>
-            <w:tcW w:type="dxa" w:w="1632"/>
+            <w:tcW w:type="dxa" w:w="720"/>
             <w:shd w:fill="1F4E78"/>
             <w:vAlign w:val="center"/>
             <w:tcMar>
@@ -1918,7 +1920,7 @@
         </w:tc>
         <w:tc>
           <w:tcPr>
-            <w:tcW w:type="dxa" w:w="1632"/>
+            <w:tcW w:type="dxa" w:w="9072"/>
             <w:shd w:fill="1F4E78"/>
             <w:vAlign w:val="center"/>
             <w:tcMar>
@@ -1938,95 +1940,11 @@
             </w:r>
           </w:p>
         </w:tc>
-        <w:tc>
-          <w:tcPr>
-            <w:tcW w:type="dxa" w:w="1632"/>
-            <w:shd w:fill="1F4E78"/>
-            <w:vAlign w:val="center"/>
-            <w:tcMar>
-              <w:top w:w="100" w:type="dxa"/>
-              <w:start w:w="100" w:type="dxa"/>
-              <w:bottom w:w="100" w:type="dxa"/>
-              <w:end w:w="100" w:type="dxa"/>
-            </w:tcMar>
-          </w:tcPr>
-          <w:p>
-            <w:r>
-              <w:rPr>
-                <w:b/>
-                <w:color w:val="FFFFFF"/>
-              </w:rPr>
-            </w:r>
-          </w:p>
-        </w:tc>
-        <w:tc>
-          <w:tcPr>
-            <w:tcW w:type="dxa" w:w="1632"/>
-            <w:shd w:fill="1F4E78"/>
-            <w:vAlign w:val="center"/>
-            <w:tcMar>
-              <w:top w:w="100" w:type="dxa"/>
-              <w:start w:w="100" w:type="dxa"/>
-              <w:bottom w:w="100" w:type="dxa"/>
-              <w:end w:w="100" w:type="dxa"/>
-            </w:tcMar>
-          </w:tcPr>
-          <w:p>
-            <w:r>
-              <w:rPr>
-                <w:b/>
-                <w:color w:val="FFFFFF"/>
-              </w:rPr>
-            </w:r>
-          </w:p>
-        </w:tc>
-        <w:tc>
-          <w:tcPr>
-            <w:tcW w:type="dxa" w:w="1632"/>
-            <w:shd w:fill="1F4E78"/>
-            <w:vAlign w:val="center"/>
-            <w:tcMar>
-              <w:top w:w="100" w:type="dxa"/>
-              <w:start w:w="100" w:type="dxa"/>
-              <w:bottom w:w="100" w:type="dxa"/>
-              <w:end w:w="100" w:type="dxa"/>
-            </w:tcMar>
-          </w:tcPr>
-          <w:p>
-            <w:r>
-              <w:rPr>
-                <w:b/>
-                <w:color w:val="FFFFFF"/>
-              </w:rPr>
-            </w:r>
-          </w:p>
-        </w:tc>
-        <w:tc>
-          <w:tcPr>
-            <w:tcW w:type="dxa" w:w="1632"/>
-            <w:shd w:fill="1F4E78"/>
-            <w:vAlign w:val="center"/>
-            <w:tcMar>
-              <w:top w:w="100" w:type="dxa"/>
-              <w:start w:w="100" w:type="dxa"/>
-              <w:bottom w:w="100" w:type="dxa"/>
-              <w:end w:w="100" w:type="dxa"/>
-            </w:tcMar>
-          </w:tcPr>
-          <w:p>
-            <w:r>
-              <w:rPr>
-                <w:b/>
-                <w:color w:val="FFFFFF"/>
-              </w:rPr>
-            </w:r>
-          </w:p>
-        </w:tc>
       </w:tr>
       <w:tr>
         <w:tc>
           <w:tcPr>
-            <w:tcW w:type="dxa" w:w="1632"/>
+            <w:tcW w:type="dxa" w:w="720"/>
             <w:vAlign w:val="center"/>
             <w:tcMar>
               <w:top w:w="100" w:type="dxa"/>
@@ -2043,7 +1961,7 @@
         </w:tc>
         <w:tc>
           <w:tcPr>
-            <w:tcW w:type="dxa" w:w="1632"/>
+            <w:tcW w:type="dxa" w:w="9072"/>
             <w:vAlign w:val="center"/>
             <w:tcMar>
               <w:top w:w="100" w:type="dxa"/>
@@ -2058,63 +1976,11 @@
             </w:r>
           </w:p>
         </w:tc>
-        <w:tc>
-          <w:tcPr>
-            <w:tcW w:type="dxa" w:w="1632"/>
-            <w:vAlign w:val="center"/>
-            <w:tcMar>
-              <w:top w:w="100" w:type="dxa"/>
-              <w:start w:w="100" w:type="dxa"/>
-              <w:bottom w:w="100" w:type="dxa"/>
-              <w:end w:w="100" w:type="dxa"/>
-            </w:tcMar>
-          </w:tcPr>
-          <w:p/>
-        </w:tc>
-        <w:tc>
-          <w:tcPr>
-            <w:tcW w:type="dxa" w:w="1632"/>
-            <w:vAlign w:val="center"/>
-            <w:tcMar>
-              <w:top w:w="100" w:type="dxa"/>
-              <w:start w:w="100" w:type="dxa"/>
-              <w:bottom w:w="100" w:type="dxa"/>
-              <w:end w:w="100" w:type="dxa"/>
-            </w:tcMar>
-          </w:tcPr>
-          <w:p/>
-        </w:tc>
-        <w:tc>
-          <w:tcPr>
-            <w:tcW w:type="dxa" w:w="1632"/>
-            <w:vAlign w:val="center"/>
-            <w:tcMar>
-              <w:top w:w="100" w:type="dxa"/>
-              <w:start w:w="100" w:type="dxa"/>
-              <w:bottom w:w="100" w:type="dxa"/>
-              <w:end w:w="100" w:type="dxa"/>
-            </w:tcMar>
-          </w:tcPr>
-          <w:p/>
-        </w:tc>
-        <w:tc>
-          <w:tcPr>
-            <w:tcW w:type="dxa" w:w="1632"/>
-            <w:vAlign w:val="center"/>
-            <w:tcMar>
-              <w:top w:w="100" w:type="dxa"/>
-              <w:start w:w="100" w:type="dxa"/>
-              <w:bottom w:w="100" w:type="dxa"/>
-              <w:end w:w="100" w:type="dxa"/>
-            </w:tcMar>
-          </w:tcPr>
-          <w:p/>
-        </w:tc>
       </w:tr>
       <w:tr>
         <w:tc>
           <w:tcPr>
-            <w:tcW w:type="dxa" w:w="1632"/>
+            <w:tcW w:type="dxa" w:w="720"/>
             <w:vAlign w:val="center"/>
             <w:shd w:fill="EAF2F8"/>
             <w:tcMar>
@@ -2132,7 +1998,7 @@
         </w:tc>
         <w:tc>
           <w:tcPr>
-            <w:tcW w:type="dxa" w:w="1632"/>
+            <w:tcW w:type="dxa" w:w="9072"/>
             <w:vAlign w:val="center"/>
             <w:shd w:fill="EAF2F8"/>
             <w:tcMar>
@@ -2148,67 +2014,11 @@
             </w:r>
           </w:p>
         </w:tc>
-        <w:tc>
-          <w:tcPr>
-            <w:tcW w:type="dxa" w:w="1632"/>
-            <w:vAlign w:val="center"/>
-            <w:shd w:fill="EAF2F8"/>
-            <w:tcMar>
-              <w:top w:w="100" w:type="dxa"/>
-              <w:start w:w="100" w:type="dxa"/>
-              <w:bottom w:w="100" w:type="dxa"/>
-              <w:end w:w="100" w:type="dxa"/>
-            </w:tcMar>
-          </w:tcPr>
-          <w:p/>
-        </w:tc>
-        <w:tc>
-          <w:tcPr>
-            <w:tcW w:type="dxa" w:w="1632"/>
-            <w:vAlign w:val="center"/>
-            <w:shd w:fill="EAF2F8"/>
-            <w:tcMar>
-              <w:top w:w="100" w:type="dxa"/>
-              <w:start w:w="100" w:type="dxa"/>
-              <w:bottom w:w="100" w:type="dxa"/>
-              <w:end w:w="100" w:type="dxa"/>
-            </w:tcMar>
-          </w:tcPr>
-          <w:p/>
-        </w:tc>
-        <w:tc>
-          <w:tcPr>
-            <w:tcW w:type="dxa" w:w="1632"/>
-            <w:vAlign w:val="center"/>
-            <w:shd w:fill="EAF2F8"/>
-            <w:tcMar>
-              <w:top w:w="100" w:type="dxa"/>
-              <w:start w:w="100" w:type="dxa"/>
-              <w:bottom w:w="100" w:type="dxa"/>
-              <w:end w:w="100" w:type="dxa"/>
-            </w:tcMar>
-          </w:tcPr>
-          <w:p/>
-        </w:tc>
-        <w:tc>
-          <w:tcPr>
-            <w:tcW w:type="dxa" w:w="1632"/>
-            <w:vAlign w:val="center"/>
-            <w:shd w:fill="EAF2F8"/>
-            <w:tcMar>
-              <w:top w:w="100" w:type="dxa"/>
-              <w:start w:w="100" w:type="dxa"/>
-              <w:bottom w:w="100" w:type="dxa"/>
-              <w:end w:w="100" w:type="dxa"/>
-            </w:tcMar>
-          </w:tcPr>
-          <w:p/>
-        </w:tc>
       </w:tr>
       <w:tr>
         <w:tc>
           <w:tcPr>
-            <w:tcW w:type="dxa" w:w="1632"/>
+            <w:tcW w:type="dxa" w:w="720"/>
             <w:vAlign w:val="center"/>
             <w:tcMar>
               <w:top w:w="100" w:type="dxa"/>
@@ -2225,7 +2035,7 @@
         </w:tc>
         <w:tc>
           <w:tcPr>
-            <w:tcW w:type="dxa" w:w="1632"/>
+            <w:tcW w:type="dxa" w:w="9072"/>
             <w:vAlign w:val="center"/>
             <w:tcMar>
               <w:top w:w="100" w:type="dxa"/>
@@ -2240,63 +2050,11 @@
             </w:r>
           </w:p>
         </w:tc>
-        <w:tc>
-          <w:tcPr>
-            <w:tcW w:type="dxa" w:w="1632"/>
-            <w:vAlign w:val="center"/>
-            <w:tcMar>
-              <w:top w:w="100" w:type="dxa"/>
-              <w:start w:w="100" w:type="dxa"/>
-              <w:bottom w:w="100" w:type="dxa"/>
-              <w:end w:w="100" w:type="dxa"/>
-            </w:tcMar>
-          </w:tcPr>
-          <w:p/>
-        </w:tc>
-        <w:tc>
-          <w:tcPr>
-            <w:tcW w:type="dxa" w:w="1632"/>
-            <w:vAlign w:val="center"/>
-            <w:tcMar>
-              <w:top w:w="100" w:type="dxa"/>
-              <w:start w:w="100" w:type="dxa"/>
-              <w:bottom w:w="100" w:type="dxa"/>
-              <w:end w:w="100" w:type="dxa"/>
-            </w:tcMar>
-          </w:tcPr>
-          <w:p/>
-        </w:tc>
-        <w:tc>
-          <w:tcPr>
-            <w:tcW w:type="dxa" w:w="1632"/>
-            <w:vAlign w:val="center"/>
-            <w:tcMar>
-              <w:top w:w="100" w:type="dxa"/>
-              <w:start w:w="100" w:type="dxa"/>
-              <w:bottom w:w="100" w:type="dxa"/>
-              <w:end w:w="100" w:type="dxa"/>
-            </w:tcMar>
-          </w:tcPr>
-          <w:p/>
-        </w:tc>
-        <w:tc>
-          <w:tcPr>
-            <w:tcW w:type="dxa" w:w="1632"/>
-            <w:vAlign w:val="center"/>
-            <w:tcMar>
-              <w:top w:w="100" w:type="dxa"/>
-              <w:start w:w="100" w:type="dxa"/>
-              <w:bottom w:w="100" w:type="dxa"/>
-              <w:end w:w="100" w:type="dxa"/>
-            </w:tcMar>
-          </w:tcPr>
-          <w:p/>
-        </w:tc>
       </w:tr>
       <w:tr>
         <w:tc>
           <w:tcPr>
-            <w:tcW w:type="dxa" w:w="1632"/>
+            <w:tcW w:type="dxa" w:w="720"/>
             <w:vAlign w:val="center"/>
             <w:shd w:fill="EAF2F8"/>
             <w:tcMar>
@@ -2314,7 +2072,7 @@
         </w:tc>
         <w:tc>
           <w:tcPr>
-            <w:tcW w:type="dxa" w:w="1632"/>
+            <w:tcW w:type="dxa" w:w="9072"/>
             <w:vAlign w:val="center"/>
             <w:shd w:fill="EAF2F8"/>
             <w:tcMar>
@@ -2330,67 +2088,11 @@
             </w:r>
           </w:p>
         </w:tc>
-        <w:tc>
-          <w:tcPr>
-            <w:tcW w:type="dxa" w:w="1632"/>
-            <w:vAlign w:val="center"/>
-            <w:shd w:fill="EAF2F8"/>
-            <w:tcMar>
-              <w:top w:w="100" w:type="dxa"/>
-              <w:start w:w="100" w:type="dxa"/>
-              <w:bottom w:w="100" w:type="dxa"/>
-              <w:end w:w="100" w:type="dxa"/>
-            </w:tcMar>
-          </w:tcPr>
-          <w:p/>
-        </w:tc>
-        <w:tc>
-          <w:tcPr>
-            <w:tcW w:type="dxa" w:w="1632"/>
-            <w:vAlign w:val="center"/>
-            <w:shd w:fill="EAF2F8"/>
-            <w:tcMar>
-              <w:top w:w="100" w:type="dxa"/>
-              <w:start w:w="100" w:type="dxa"/>
-              <w:bottom w:w="100" w:type="dxa"/>
-              <w:end w:w="100" w:type="dxa"/>
-            </w:tcMar>
-          </w:tcPr>
-          <w:p/>
-        </w:tc>
-        <w:tc>
-          <w:tcPr>
-            <w:tcW w:type="dxa" w:w="1632"/>
-            <w:vAlign w:val="center"/>
-            <w:shd w:fill="EAF2F8"/>
-            <w:tcMar>
-              <w:top w:w="100" w:type="dxa"/>
-              <w:start w:w="100" w:type="dxa"/>
-              <w:bottom w:w="100" w:type="dxa"/>
-              <w:end w:w="100" w:type="dxa"/>
-            </w:tcMar>
-          </w:tcPr>
-          <w:p/>
-        </w:tc>
-        <w:tc>
-          <w:tcPr>
-            <w:tcW w:type="dxa" w:w="1632"/>
-            <w:vAlign w:val="center"/>
-            <w:shd w:fill="EAF2F8"/>
-            <w:tcMar>
-              <w:top w:w="100" w:type="dxa"/>
-              <w:start w:w="100" w:type="dxa"/>
-              <w:bottom w:w="100" w:type="dxa"/>
-              <w:end w:w="100" w:type="dxa"/>
-            </w:tcMar>
-          </w:tcPr>
-          <w:p/>
-        </w:tc>
       </w:tr>
       <w:tr>
         <w:tc>
           <w:tcPr>
-            <w:tcW w:type="dxa" w:w="1632"/>
+            <w:tcW w:type="dxa" w:w="720"/>
             <w:vAlign w:val="center"/>
             <w:tcMar>
               <w:top w:w="100" w:type="dxa"/>
@@ -2407,7 +2109,7 @@
         </w:tc>
         <w:tc>
           <w:tcPr>
-            <w:tcW w:type="dxa" w:w="1632"/>
+            <w:tcW w:type="dxa" w:w="9072"/>
             <w:vAlign w:val="center"/>
             <w:tcMar>
               <w:top w:w="100" w:type="dxa"/>
@@ -2422,63 +2124,11 @@
             </w:r>
           </w:p>
         </w:tc>
-        <w:tc>
-          <w:tcPr>
-            <w:tcW w:type="dxa" w:w="1632"/>
-            <w:vAlign w:val="center"/>
-            <w:tcMar>
-              <w:top w:w="100" w:type="dxa"/>
-              <w:start w:w="100" w:type="dxa"/>
-              <w:bottom w:w="100" w:type="dxa"/>
-              <w:end w:w="100" w:type="dxa"/>
-            </w:tcMar>
-          </w:tcPr>
-          <w:p/>
-        </w:tc>
-        <w:tc>
-          <w:tcPr>
-            <w:tcW w:type="dxa" w:w="1632"/>
-            <w:vAlign w:val="center"/>
-            <w:tcMar>
-              <w:top w:w="100" w:type="dxa"/>
-              <w:start w:w="100" w:type="dxa"/>
-              <w:bottom w:w="100" w:type="dxa"/>
-              <w:end w:w="100" w:type="dxa"/>
-            </w:tcMar>
-          </w:tcPr>
-          <w:p/>
-        </w:tc>
-        <w:tc>
-          <w:tcPr>
-            <w:tcW w:type="dxa" w:w="1632"/>
-            <w:vAlign w:val="center"/>
-            <w:tcMar>
-              <w:top w:w="100" w:type="dxa"/>
-              <w:start w:w="100" w:type="dxa"/>
-              <w:bottom w:w="100" w:type="dxa"/>
-              <w:end w:w="100" w:type="dxa"/>
-            </w:tcMar>
-          </w:tcPr>
-          <w:p/>
-        </w:tc>
-        <w:tc>
-          <w:tcPr>
-            <w:tcW w:type="dxa" w:w="1632"/>
-            <w:vAlign w:val="center"/>
-            <w:tcMar>
-              <w:top w:w="100" w:type="dxa"/>
-              <w:start w:w="100" w:type="dxa"/>
-              <w:bottom w:w="100" w:type="dxa"/>
-              <w:end w:w="100" w:type="dxa"/>
-            </w:tcMar>
-          </w:tcPr>
-          <w:p/>
-        </w:tc>
       </w:tr>
       <w:tr>
         <w:tc>
           <w:tcPr>
-            <w:tcW w:type="dxa" w:w="1632"/>
+            <w:tcW w:type="dxa" w:w="720"/>
             <w:vAlign w:val="center"/>
             <w:shd w:fill="EAF2F8"/>
             <w:tcMar>
@@ -2496,7 +2146,7 @@
         </w:tc>
         <w:tc>
           <w:tcPr>
-            <w:tcW w:type="dxa" w:w="1632"/>
+            <w:tcW w:type="dxa" w:w="9072"/>
             <w:vAlign w:val="center"/>
             <w:shd w:fill="EAF2F8"/>
             <w:tcMar>
@@ -2512,67 +2162,11 @@
             </w:r>
           </w:p>
         </w:tc>
-        <w:tc>
-          <w:tcPr>
-            <w:tcW w:type="dxa" w:w="1632"/>
-            <w:vAlign w:val="center"/>
-            <w:shd w:fill="EAF2F8"/>
-            <w:tcMar>
-              <w:top w:w="100" w:type="dxa"/>
-              <w:start w:w="100" w:type="dxa"/>
-              <w:bottom w:w="100" w:type="dxa"/>
-              <w:end w:w="100" w:type="dxa"/>
-            </w:tcMar>
-          </w:tcPr>
-          <w:p/>
-        </w:tc>
-        <w:tc>
-          <w:tcPr>
-            <w:tcW w:type="dxa" w:w="1632"/>
-            <w:vAlign w:val="center"/>
-            <w:shd w:fill="EAF2F8"/>
-            <w:tcMar>
-              <w:top w:w="100" w:type="dxa"/>
-              <w:start w:w="100" w:type="dxa"/>
-              <w:bottom w:w="100" w:type="dxa"/>
-              <w:end w:w="100" w:type="dxa"/>
-            </w:tcMar>
-          </w:tcPr>
-          <w:p/>
-        </w:tc>
-        <w:tc>
-          <w:tcPr>
-            <w:tcW w:type="dxa" w:w="1632"/>
-            <w:vAlign w:val="center"/>
-            <w:shd w:fill="EAF2F8"/>
-            <w:tcMar>
-              <w:top w:w="100" w:type="dxa"/>
-              <w:start w:w="100" w:type="dxa"/>
-              <w:bottom w:w="100" w:type="dxa"/>
-              <w:end w:w="100" w:type="dxa"/>
-            </w:tcMar>
-          </w:tcPr>
-          <w:p/>
-        </w:tc>
-        <w:tc>
-          <w:tcPr>
-            <w:tcW w:type="dxa" w:w="1632"/>
-            <w:vAlign w:val="center"/>
-            <w:shd w:fill="EAF2F8"/>
-            <w:tcMar>
-              <w:top w:w="100" w:type="dxa"/>
-              <w:start w:w="100" w:type="dxa"/>
-              <w:bottom w:w="100" w:type="dxa"/>
-              <w:end w:w="100" w:type="dxa"/>
-            </w:tcMar>
-          </w:tcPr>
-          <w:p/>
-        </w:tc>
       </w:tr>
       <w:tr>
         <w:tc>
           <w:tcPr>
-            <w:tcW w:type="dxa" w:w="1632"/>
+            <w:tcW w:type="dxa" w:w="720"/>
             <w:vAlign w:val="center"/>
             <w:tcMar>
               <w:top w:w="100" w:type="dxa"/>
@@ -2589,7 +2183,7 @@
         </w:tc>
         <w:tc>
           <w:tcPr>
-            <w:tcW w:type="dxa" w:w="1632"/>
+            <w:tcW w:type="dxa" w:w="9072"/>
             <w:vAlign w:val="center"/>
             <w:tcMar>
               <w:top w:w="100" w:type="dxa"/>
@@ -2604,63 +2198,11 @@
             </w:r>
           </w:p>
         </w:tc>
-        <w:tc>
-          <w:tcPr>
-            <w:tcW w:type="dxa" w:w="1632"/>
-            <w:vAlign w:val="center"/>
-            <w:tcMar>
-              <w:top w:w="100" w:type="dxa"/>
-              <w:start w:w="100" w:type="dxa"/>
-              <w:bottom w:w="100" w:type="dxa"/>
-              <w:end w:w="100" w:type="dxa"/>
-            </w:tcMar>
-          </w:tcPr>
-          <w:p/>
-        </w:tc>
-        <w:tc>
-          <w:tcPr>
-            <w:tcW w:type="dxa" w:w="1632"/>
-            <w:vAlign w:val="center"/>
-            <w:tcMar>
-              <w:top w:w="100" w:type="dxa"/>
-              <w:start w:w="100" w:type="dxa"/>
-              <w:bottom w:w="100" w:type="dxa"/>
-              <w:end w:w="100" w:type="dxa"/>
-            </w:tcMar>
-          </w:tcPr>
-          <w:p/>
-        </w:tc>
-        <w:tc>
-          <w:tcPr>
-            <w:tcW w:type="dxa" w:w="1632"/>
-            <w:vAlign w:val="center"/>
-            <w:tcMar>
-              <w:top w:w="100" w:type="dxa"/>
-              <w:start w:w="100" w:type="dxa"/>
-              <w:bottom w:w="100" w:type="dxa"/>
-              <w:end w:w="100" w:type="dxa"/>
-            </w:tcMar>
-          </w:tcPr>
-          <w:p/>
-        </w:tc>
-        <w:tc>
-          <w:tcPr>
-            <w:tcW w:type="dxa" w:w="1632"/>
-            <w:vAlign w:val="center"/>
-            <w:tcMar>
-              <w:top w:w="100" w:type="dxa"/>
-              <w:start w:w="100" w:type="dxa"/>
-              <w:bottom w:w="100" w:type="dxa"/>
-              <w:end w:w="100" w:type="dxa"/>
-            </w:tcMar>
-          </w:tcPr>
-          <w:p/>
-        </w:tc>
       </w:tr>
       <w:tr>
         <w:tc>
           <w:tcPr>
-            <w:tcW w:type="dxa" w:w="1632"/>
+            <w:tcW w:type="dxa" w:w="720"/>
             <w:vAlign w:val="center"/>
             <w:shd w:fill="EAF2F8"/>
             <w:tcMar>
@@ -2678,7 +2220,7 @@
         </w:tc>
         <w:tc>
           <w:tcPr>
-            <w:tcW w:type="dxa" w:w="1632"/>
+            <w:tcW w:type="dxa" w:w="9072"/>
             <w:vAlign w:val="center"/>
             <w:shd w:fill="EAF2F8"/>
             <w:tcMar>
@@ -2690,79 +2232,7 @@
           </w:tcPr>
           <w:p>
             <w:r>
-              <w:t>Show that if [A, B] = 0 and</w:t>
-            </w:r>
-          </w:p>
-        </w:tc>
-        <w:tc>
-          <w:tcPr>
-            <w:tcW w:type="dxa" w:w="1632"/>
-            <w:vAlign w:val="center"/>
-            <w:shd w:fill="EAF2F8"/>
-            <w:tcMar>
-              <w:top w:w="100" w:type="dxa"/>
-              <w:start w:w="100" w:type="dxa"/>
-              <w:bottom w:w="100" w:type="dxa"/>
-              <w:end w:w="100" w:type="dxa"/>
-            </w:tcMar>
-          </w:tcPr>
-          <w:p>
-            <w:r>
-              <w:t>ψ⟩ is a nondegenerate eigenstate of A, then B</w:t>
-            </w:r>
-          </w:p>
-        </w:tc>
-        <w:tc>
-          <w:tcPr>
-            <w:tcW w:type="dxa" w:w="1632"/>
-            <w:vAlign w:val="center"/>
-            <w:shd w:fill="EAF2F8"/>
-            <w:tcMar>
-              <w:top w:w="100" w:type="dxa"/>
-              <w:start w:w="100" w:type="dxa"/>
-              <w:bottom w:w="100" w:type="dxa"/>
-              <w:end w:w="100" w:type="dxa"/>
-            </w:tcMar>
-          </w:tcPr>
-          <w:p>
-            <w:r>
-              <w:t>ψ⟩ is also an eigenstate of A with the same eigenvalue, and explain why this forces B</w:t>
-            </w:r>
-          </w:p>
-        </w:tc>
-        <w:tc>
-          <w:tcPr>
-            <w:tcW w:type="dxa" w:w="1632"/>
-            <w:vAlign w:val="center"/>
-            <w:shd w:fill="EAF2F8"/>
-            <w:tcMar>
-              <w:top w:w="100" w:type="dxa"/>
-              <w:start w:w="100" w:type="dxa"/>
-              <w:bottom w:w="100" w:type="dxa"/>
-              <w:end w:w="100" w:type="dxa"/>
-            </w:tcMar>
-          </w:tcPr>
-          <w:p>
-            <w:r>
-              <w:t>ψ⟩ to be proportional to</w:t>
-            </w:r>
-          </w:p>
-        </w:tc>
-        <w:tc>
-          <w:tcPr>
-            <w:tcW w:type="dxa" w:w="1632"/>
-            <w:vAlign w:val="center"/>
-            <w:shd w:fill="EAF2F8"/>
-            <w:tcMar>
-              <w:top w:w="100" w:type="dxa"/>
-              <w:start w:w="100" w:type="dxa"/>
-              <w:bottom w:w="100" w:type="dxa"/>
-              <w:end w:w="100" w:type="dxa"/>
-            </w:tcMar>
-          </w:tcPr>
-          <w:p>
-            <w:r>
-              <w:t>ψ⟩.</w:t>
+              <w:t>Show that if [A, B] = 0 and |ψ⟩ is a nondegenerate eigenstate of A, then B|ψ⟩ is also an eigenstate of A with the same eigenvalue, and explain why this forces B|ψ⟩ to be proportional to |ψ⟩.</w:t>
             </w:r>
           </w:p>
         </w:tc>
@@ -2770,7 +2240,7 @@
       <w:tr>
         <w:tc>
           <w:tcPr>
-            <w:tcW w:type="dxa" w:w="1632"/>
+            <w:tcW w:type="dxa" w:w="720"/>
             <w:vAlign w:val="center"/>
             <w:tcMar>
               <w:top w:w="100" w:type="dxa"/>
@@ -2787,7 +2257,7 @@
         </w:tc>
         <w:tc>
           <w:tcPr>
-            <w:tcW w:type="dxa" w:w="1632"/>
+            <w:tcW w:type="dxa" w:w="9072"/>
             <w:vAlign w:val="center"/>
             <w:tcMar>
               <w:top w:w="100" w:type="dxa"/>
@@ -2798,79 +2268,15 @@
           </w:tcPr>
           <w:p>
             <w:r>
-              <w:t>A system has H with nondegenerate eigenstates</w:t>
+              <w:t>A system has H with nondegenerate eigenstates |n⟩ and eigenvalues Eₙ. Show that ⟨n|A|m⟩ = 0 for any conserved observable A whenever Eₙ ≠ Eₘ.</w:t>
             </w:r>
           </w:p>
-        </w:tc>
-        <w:tc>
-          <w:tcPr>
-            <w:tcW w:type="dxa" w:w="1632"/>
-            <w:vAlign w:val="center"/>
-            <w:tcMar>
-              <w:top w:w="100" w:type="dxa"/>
-              <w:start w:w="100" w:type="dxa"/>
-              <w:bottom w:w="100" w:type="dxa"/>
-              <w:end w:w="100" w:type="dxa"/>
-            </w:tcMar>
-          </w:tcPr>
-          <w:p>
-            <w:r>
-              <w:t>n⟩ and eigenvalues Eₙ. Show that ⟨n</w:t>
-            </w:r>
-          </w:p>
-        </w:tc>
-        <w:tc>
-          <w:tcPr>
-            <w:tcW w:type="dxa" w:w="1632"/>
-            <w:vAlign w:val="center"/>
-            <w:tcMar>
-              <w:top w:w="100" w:type="dxa"/>
-              <w:start w:w="100" w:type="dxa"/>
-              <w:bottom w:w="100" w:type="dxa"/>
-              <w:end w:w="100" w:type="dxa"/>
-            </w:tcMar>
-          </w:tcPr>
-          <w:p>
-            <w:r>
-              <w:t>A</w:t>
-            </w:r>
-          </w:p>
-        </w:tc>
-        <w:tc>
-          <w:tcPr>
-            <w:tcW w:type="dxa" w:w="1632"/>
-            <w:vAlign w:val="center"/>
-            <w:tcMar>
-              <w:top w:w="100" w:type="dxa"/>
-              <w:start w:w="100" w:type="dxa"/>
-              <w:bottom w:w="100" w:type="dxa"/>
-              <w:end w:w="100" w:type="dxa"/>
-            </w:tcMar>
-          </w:tcPr>
-          <w:p>
-            <w:r>
-              <w:t>m⟩ = 0 for any conserved observable A whenever Eₙ ≠ Eₘ.</w:t>
-            </w:r>
-          </w:p>
-        </w:tc>
-        <w:tc>
-          <w:tcPr>
-            <w:tcW w:type="dxa" w:w="1632"/>
-            <w:vAlign w:val="center"/>
-            <w:tcMar>
-              <w:top w:w="100" w:type="dxa"/>
-              <w:start w:w="100" w:type="dxa"/>
-              <w:bottom w:w="100" w:type="dxa"/>
-              <w:end w:w="100" w:type="dxa"/>
-            </w:tcMar>
-          </w:tcPr>
-          <w:p/>
         </w:tc>
       </w:tr>
       <w:tr>
         <w:tc>
           <w:tcPr>
-            <w:tcW w:type="dxa" w:w="1632"/>
+            <w:tcW w:type="dxa" w:w="720"/>
             <w:vAlign w:val="center"/>
             <w:shd w:fill="EAF2F8"/>
             <w:tcMar>
@@ -2888,7 +2294,7 @@
         </w:tc>
         <w:tc>
           <w:tcPr>
-            <w:tcW w:type="dxa" w:w="1632"/>
+            <w:tcW w:type="dxa" w:w="9072"/>
             <w:vAlign w:val="center"/>
             <w:shd w:fill="EAF2F8"/>
             <w:tcMar>
@@ -2904,67 +2310,11 @@
             </w:r>
           </w:p>
         </w:tc>
-        <w:tc>
-          <w:tcPr>
-            <w:tcW w:type="dxa" w:w="1632"/>
-            <w:vAlign w:val="center"/>
-            <w:shd w:fill="EAF2F8"/>
-            <w:tcMar>
-              <w:top w:w="100" w:type="dxa"/>
-              <w:start w:w="100" w:type="dxa"/>
-              <w:bottom w:w="100" w:type="dxa"/>
-              <w:end w:w="100" w:type="dxa"/>
-            </w:tcMar>
-          </w:tcPr>
-          <w:p/>
-        </w:tc>
-        <w:tc>
-          <w:tcPr>
-            <w:tcW w:type="dxa" w:w="1632"/>
-            <w:vAlign w:val="center"/>
-            <w:shd w:fill="EAF2F8"/>
-            <w:tcMar>
-              <w:top w:w="100" w:type="dxa"/>
-              <w:start w:w="100" w:type="dxa"/>
-              <w:bottom w:w="100" w:type="dxa"/>
-              <w:end w:w="100" w:type="dxa"/>
-            </w:tcMar>
-          </w:tcPr>
-          <w:p/>
-        </w:tc>
-        <w:tc>
-          <w:tcPr>
-            <w:tcW w:type="dxa" w:w="1632"/>
-            <w:vAlign w:val="center"/>
-            <w:shd w:fill="EAF2F8"/>
-            <w:tcMar>
-              <w:top w:w="100" w:type="dxa"/>
-              <w:start w:w="100" w:type="dxa"/>
-              <w:bottom w:w="100" w:type="dxa"/>
-              <w:end w:w="100" w:type="dxa"/>
-            </w:tcMar>
-          </w:tcPr>
-          <w:p/>
-        </w:tc>
-        <w:tc>
-          <w:tcPr>
-            <w:tcW w:type="dxa" w:w="1632"/>
-            <w:vAlign w:val="center"/>
-            <w:shd w:fill="EAF2F8"/>
-            <w:tcMar>
-              <w:top w:w="100" w:type="dxa"/>
-              <w:start w:w="100" w:type="dxa"/>
-              <w:bottom w:w="100" w:type="dxa"/>
-              <w:end w:w="100" w:type="dxa"/>
-            </w:tcMar>
-          </w:tcPr>
-          <w:p/>
-        </w:tc>
       </w:tr>
       <w:tr>
         <w:tc>
           <w:tcPr>
-            <w:tcW w:type="dxa" w:w="1632"/>
+            <w:tcW w:type="dxa" w:w="720"/>
             <w:vAlign w:val="center"/>
             <w:tcMar>
               <w:top w:w="100" w:type="dxa"/>
@@ -2981,7 +2331,7 @@
         </w:tc>
         <w:tc>
           <w:tcPr>
-            <w:tcW w:type="dxa" w:w="1632"/>
+            <w:tcW w:type="dxa" w:w="9072"/>
             <w:vAlign w:val="center"/>
             <w:tcMar>
               <w:top w:w="100" w:type="dxa"/>
@@ -2996,63 +2346,11 @@
             </w:r>
           </w:p>
         </w:tc>
-        <w:tc>
-          <w:tcPr>
-            <w:tcW w:type="dxa" w:w="1632"/>
-            <w:vAlign w:val="center"/>
-            <w:tcMar>
-              <w:top w:w="100" w:type="dxa"/>
-              <w:start w:w="100" w:type="dxa"/>
-              <w:bottom w:w="100" w:type="dxa"/>
-              <w:end w:w="100" w:type="dxa"/>
-            </w:tcMar>
-          </w:tcPr>
-          <w:p/>
-        </w:tc>
-        <w:tc>
-          <w:tcPr>
-            <w:tcW w:type="dxa" w:w="1632"/>
-            <w:vAlign w:val="center"/>
-            <w:tcMar>
-              <w:top w:w="100" w:type="dxa"/>
-              <w:start w:w="100" w:type="dxa"/>
-              <w:bottom w:w="100" w:type="dxa"/>
-              <w:end w:w="100" w:type="dxa"/>
-            </w:tcMar>
-          </w:tcPr>
-          <w:p/>
-        </w:tc>
-        <w:tc>
-          <w:tcPr>
-            <w:tcW w:type="dxa" w:w="1632"/>
-            <w:vAlign w:val="center"/>
-            <w:tcMar>
-              <w:top w:w="100" w:type="dxa"/>
-              <w:start w:w="100" w:type="dxa"/>
-              <w:bottom w:w="100" w:type="dxa"/>
-              <w:end w:w="100" w:type="dxa"/>
-            </w:tcMar>
-          </w:tcPr>
-          <w:p/>
-        </w:tc>
-        <w:tc>
-          <w:tcPr>
-            <w:tcW w:type="dxa" w:w="1632"/>
-            <w:vAlign w:val="center"/>
-            <w:tcMar>
-              <w:top w:w="100" w:type="dxa"/>
-              <w:start w:w="100" w:type="dxa"/>
-              <w:bottom w:w="100" w:type="dxa"/>
-              <w:end w:w="100" w:type="dxa"/>
-            </w:tcMar>
-          </w:tcPr>
-          <w:p/>
-        </w:tc>
       </w:tr>
       <w:tr>
         <w:tc>
           <w:tcPr>
-            <w:tcW w:type="dxa" w:w="1632"/>
+            <w:tcW w:type="dxa" w:w="720"/>
             <w:vAlign w:val="center"/>
             <w:shd w:fill="EAF2F8"/>
             <w:tcMar>
@@ -3070,7 +2368,7 @@
         </w:tc>
         <w:tc>
           <w:tcPr>
-            <w:tcW w:type="dxa" w:w="1632"/>
+            <w:tcW w:type="dxa" w:w="9072"/>
             <w:vAlign w:val="center"/>
             <w:shd w:fill="EAF2F8"/>
             <w:tcMar>
@@ -3086,67 +2384,11 @@
             </w:r>
           </w:p>
         </w:tc>
-        <w:tc>
-          <w:tcPr>
-            <w:tcW w:type="dxa" w:w="1632"/>
-            <w:vAlign w:val="center"/>
-            <w:shd w:fill="EAF2F8"/>
-            <w:tcMar>
-              <w:top w:w="100" w:type="dxa"/>
-              <w:start w:w="100" w:type="dxa"/>
-              <w:bottom w:w="100" w:type="dxa"/>
-              <w:end w:w="100" w:type="dxa"/>
-            </w:tcMar>
-          </w:tcPr>
-          <w:p/>
-        </w:tc>
-        <w:tc>
-          <w:tcPr>
-            <w:tcW w:type="dxa" w:w="1632"/>
-            <w:vAlign w:val="center"/>
-            <w:shd w:fill="EAF2F8"/>
-            <w:tcMar>
-              <w:top w:w="100" w:type="dxa"/>
-              <w:start w:w="100" w:type="dxa"/>
-              <w:bottom w:w="100" w:type="dxa"/>
-              <w:end w:w="100" w:type="dxa"/>
-            </w:tcMar>
-          </w:tcPr>
-          <w:p/>
-        </w:tc>
-        <w:tc>
-          <w:tcPr>
-            <w:tcW w:type="dxa" w:w="1632"/>
-            <w:vAlign w:val="center"/>
-            <w:shd w:fill="EAF2F8"/>
-            <w:tcMar>
-              <w:top w:w="100" w:type="dxa"/>
-              <w:start w:w="100" w:type="dxa"/>
-              <w:bottom w:w="100" w:type="dxa"/>
-              <w:end w:w="100" w:type="dxa"/>
-            </w:tcMar>
-          </w:tcPr>
-          <w:p/>
-        </w:tc>
-        <w:tc>
-          <w:tcPr>
-            <w:tcW w:type="dxa" w:w="1632"/>
-            <w:vAlign w:val="center"/>
-            <w:shd w:fill="EAF2F8"/>
-            <w:tcMar>
-              <w:top w:w="100" w:type="dxa"/>
-              <w:start w:w="100" w:type="dxa"/>
-              <w:bottom w:w="100" w:type="dxa"/>
-              <w:end w:w="100" w:type="dxa"/>
-            </w:tcMar>
-          </w:tcPr>
-          <w:p/>
-        </w:tc>
       </w:tr>
       <w:tr>
         <w:tc>
           <w:tcPr>
-            <w:tcW w:type="dxa" w:w="1632"/>
+            <w:tcW w:type="dxa" w:w="720"/>
             <w:vAlign w:val="center"/>
             <w:tcMar>
               <w:top w:w="100" w:type="dxa"/>
@@ -3163,7 +2405,7 @@
         </w:tc>
         <w:tc>
           <w:tcPr>
-            <w:tcW w:type="dxa" w:w="1632"/>
+            <w:tcW w:type="dxa" w:w="9072"/>
             <w:vAlign w:val="center"/>
             <w:tcMar>
               <w:top w:w="100" w:type="dxa"/>
@@ -3178,63 +2420,11 @@
             </w:r>
           </w:p>
         </w:tc>
-        <w:tc>
-          <w:tcPr>
-            <w:tcW w:type="dxa" w:w="1632"/>
-            <w:vAlign w:val="center"/>
-            <w:tcMar>
-              <w:top w:w="100" w:type="dxa"/>
-              <w:start w:w="100" w:type="dxa"/>
-              <w:bottom w:w="100" w:type="dxa"/>
-              <w:end w:w="100" w:type="dxa"/>
-            </w:tcMar>
-          </w:tcPr>
-          <w:p/>
-        </w:tc>
-        <w:tc>
-          <w:tcPr>
-            <w:tcW w:type="dxa" w:w="1632"/>
-            <w:vAlign w:val="center"/>
-            <w:tcMar>
-              <w:top w:w="100" w:type="dxa"/>
-              <w:start w:w="100" w:type="dxa"/>
-              <w:bottom w:w="100" w:type="dxa"/>
-              <w:end w:w="100" w:type="dxa"/>
-            </w:tcMar>
-          </w:tcPr>
-          <w:p/>
-        </w:tc>
-        <w:tc>
-          <w:tcPr>
-            <w:tcW w:type="dxa" w:w="1632"/>
-            <w:vAlign w:val="center"/>
-            <w:tcMar>
-              <w:top w:w="100" w:type="dxa"/>
-              <w:start w:w="100" w:type="dxa"/>
-              <w:bottom w:w="100" w:type="dxa"/>
-              <w:end w:w="100" w:type="dxa"/>
-            </w:tcMar>
-          </w:tcPr>
-          <w:p/>
-        </w:tc>
-        <w:tc>
-          <w:tcPr>
-            <w:tcW w:type="dxa" w:w="1632"/>
-            <w:vAlign w:val="center"/>
-            <w:tcMar>
-              <w:top w:w="100" w:type="dxa"/>
-              <w:start w:w="100" w:type="dxa"/>
-              <w:bottom w:w="100" w:type="dxa"/>
-              <w:end w:w="100" w:type="dxa"/>
-            </w:tcMar>
-          </w:tcPr>
-          <w:p/>
-        </w:tc>
       </w:tr>
       <w:tr>
         <w:tc>
           <w:tcPr>
-            <w:tcW w:type="dxa" w:w="1632"/>
+            <w:tcW w:type="dxa" w:w="720"/>
             <w:vAlign w:val="center"/>
             <w:shd w:fill="EAF2F8"/>
             <w:tcMar>
@@ -3252,7 +2442,7 @@
         </w:tc>
         <w:tc>
           <w:tcPr>
-            <w:tcW w:type="dxa" w:w="1632"/>
+            <w:tcW w:type="dxa" w:w="9072"/>
             <w:vAlign w:val="center"/>
             <w:shd w:fill="EAF2F8"/>
             <w:tcMar>
@@ -3268,67 +2458,11 @@
             </w:r>
           </w:p>
         </w:tc>
-        <w:tc>
-          <w:tcPr>
-            <w:tcW w:type="dxa" w:w="1632"/>
-            <w:vAlign w:val="center"/>
-            <w:shd w:fill="EAF2F8"/>
-            <w:tcMar>
-              <w:top w:w="100" w:type="dxa"/>
-              <w:start w:w="100" w:type="dxa"/>
-              <w:bottom w:w="100" w:type="dxa"/>
-              <w:end w:w="100" w:type="dxa"/>
-            </w:tcMar>
-          </w:tcPr>
-          <w:p/>
-        </w:tc>
-        <w:tc>
-          <w:tcPr>
-            <w:tcW w:type="dxa" w:w="1632"/>
-            <w:vAlign w:val="center"/>
-            <w:shd w:fill="EAF2F8"/>
-            <w:tcMar>
-              <w:top w:w="100" w:type="dxa"/>
-              <w:start w:w="100" w:type="dxa"/>
-              <w:bottom w:w="100" w:type="dxa"/>
-              <w:end w:w="100" w:type="dxa"/>
-            </w:tcMar>
-          </w:tcPr>
-          <w:p/>
-        </w:tc>
-        <w:tc>
-          <w:tcPr>
-            <w:tcW w:type="dxa" w:w="1632"/>
-            <w:vAlign w:val="center"/>
-            <w:shd w:fill="EAF2F8"/>
-            <w:tcMar>
-              <w:top w:w="100" w:type="dxa"/>
-              <w:start w:w="100" w:type="dxa"/>
-              <w:bottom w:w="100" w:type="dxa"/>
-              <w:end w:w="100" w:type="dxa"/>
-            </w:tcMar>
-          </w:tcPr>
-          <w:p/>
-        </w:tc>
-        <w:tc>
-          <w:tcPr>
-            <w:tcW w:type="dxa" w:w="1632"/>
-            <w:vAlign w:val="center"/>
-            <w:shd w:fill="EAF2F8"/>
-            <w:tcMar>
-              <w:top w:w="100" w:type="dxa"/>
-              <w:start w:w="100" w:type="dxa"/>
-              <w:bottom w:w="100" w:type="dxa"/>
-              <w:end w:w="100" w:type="dxa"/>
-            </w:tcMar>
-          </w:tcPr>
-          <w:p/>
-        </w:tc>
       </w:tr>
       <w:tr>
         <w:tc>
           <w:tcPr>
-            <w:tcW w:type="dxa" w:w="1632"/>
+            <w:tcW w:type="dxa" w:w="720"/>
             <w:vAlign w:val="center"/>
             <w:tcMar>
               <w:top w:w="100" w:type="dxa"/>
@@ -3345,7 +2479,7 @@
         </w:tc>
         <w:tc>
           <w:tcPr>
-            <w:tcW w:type="dxa" w:w="1632"/>
+            <w:tcW w:type="dxa" w:w="9072"/>
             <w:vAlign w:val="center"/>
             <w:tcMar>
               <w:top w:w="100" w:type="dxa"/>
@@ -3360,63 +2494,11 @@
             </w:r>
           </w:p>
         </w:tc>
-        <w:tc>
-          <w:tcPr>
-            <w:tcW w:type="dxa" w:w="1632"/>
-            <w:vAlign w:val="center"/>
-            <w:tcMar>
-              <w:top w:w="100" w:type="dxa"/>
-              <w:start w:w="100" w:type="dxa"/>
-              <w:bottom w:w="100" w:type="dxa"/>
-              <w:end w:w="100" w:type="dxa"/>
-            </w:tcMar>
-          </w:tcPr>
-          <w:p/>
-        </w:tc>
-        <w:tc>
-          <w:tcPr>
-            <w:tcW w:type="dxa" w:w="1632"/>
-            <w:vAlign w:val="center"/>
-            <w:tcMar>
-              <w:top w:w="100" w:type="dxa"/>
-              <w:start w:w="100" w:type="dxa"/>
-              <w:bottom w:w="100" w:type="dxa"/>
-              <w:end w:w="100" w:type="dxa"/>
-            </w:tcMar>
-          </w:tcPr>
-          <w:p/>
-        </w:tc>
-        <w:tc>
-          <w:tcPr>
-            <w:tcW w:type="dxa" w:w="1632"/>
-            <w:vAlign w:val="center"/>
-            <w:tcMar>
-              <w:top w:w="100" w:type="dxa"/>
-              <w:start w:w="100" w:type="dxa"/>
-              <w:bottom w:w="100" w:type="dxa"/>
-              <w:end w:w="100" w:type="dxa"/>
-            </w:tcMar>
-          </w:tcPr>
-          <w:p/>
-        </w:tc>
-        <w:tc>
-          <w:tcPr>
-            <w:tcW w:type="dxa" w:w="1632"/>
-            <w:vAlign w:val="center"/>
-            <w:tcMar>
-              <w:top w:w="100" w:type="dxa"/>
-              <w:start w:w="100" w:type="dxa"/>
-              <w:bottom w:w="100" w:type="dxa"/>
-              <w:end w:w="100" w:type="dxa"/>
-            </w:tcMar>
-          </w:tcPr>
-          <w:p/>
-        </w:tc>
       </w:tr>
       <w:tr>
         <w:tc>
           <w:tcPr>
-            <w:tcW w:type="dxa" w:w="1632"/>
+            <w:tcW w:type="dxa" w:w="720"/>
             <w:vAlign w:val="center"/>
             <w:shd w:fill="EAF2F8"/>
             <w:tcMar>
@@ -3434,7 +2516,7 @@
         </w:tc>
         <w:tc>
           <w:tcPr>
-            <w:tcW w:type="dxa" w:w="1632"/>
+            <w:tcW w:type="dxa" w:w="9072"/>
             <w:vAlign w:val="center"/>
             <w:shd w:fill="EAF2F8"/>
             <w:tcMar>
@@ -3450,67 +2532,11 @@
             </w:r>
           </w:p>
         </w:tc>
-        <w:tc>
-          <w:tcPr>
-            <w:tcW w:type="dxa" w:w="1632"/>
-            <w:vAlign w:val="center"/>
-            <w:shd w:fill="EAF2F8"/>
-            <w:tcMar>
-              <w:top w:w="100" w:type="dxa"/>
-              <w:start w:w="100" w:type="dxa"/>
-              <w:bottom w:w="100" w:type="dxa"/>
-              <w:end w:w="100" w:type="dxa"/>
-            </w:tcMar>
-          </w:tcPr>
-          <w:p/>
-        </w:tc>
-        <w:tc>
-          <w:tcPr>
-            <w:tcW w:type="dxa" w:w="1632"/>
-            <w:vAlign w:val="center"/>
-            <w:shd w:fill="EAF2F8"/>
-            <w:tcMar>
-              <w:top w:w="100" w:type="dxa"/>
-              <w:start w:w="100" w:type="dxa"/>
-              <w:bottom w:w="100" w:type="dxa"/>
-              <w:end w:w="100" w:type="dxa"/>
-            </w:tcMar>
-          </w:tcPr>
-          <w:p/>
-        </w:tc>
-        <w:tc>
-          <w:tcPr>
-            <w:tcW w:type="dxa" w:w="1632"/>
-            <w:vAlign w:val="center"/>
-            <w:shd w:fill="EAF2F8"/>
-            <w:tcMar>
-              <w:top w:w="100" w:type="dxa"/>
-              <w:start w:w="100" w:type="dxa"/>
-              <w:bottom w:w="100" w:type="dxa"/>
-              <w:end w:w="100" w:type="dxa"/>
-            </w:tcMar>
-          </w:tcPr>
-          <w:p/>
-        </w:tc>
-        <w:tc>
-          <w:tcPr>
-            <w:tcW w:type="dxa" w:w="1632"/>
-            <w:vAlign w:val="center"/>
-            <w:shd w:fill="EAF2F8"/>
-            <w:tcMar>
-              <w:top w:w="100" w:type="dxa"/>
-              <w:start w:w="100" w:type="dxa"/>
-              <w:bottom w:w="100" w:type="dxa"/>
-              <w:end w:w="100" w:type="dxa"/>
-            </w:tcMar>
-          </w:tcPr>
-          <w:p/>
-        </w:tc>
       </w:tr>
     </w:tbl>
     <w:p>
       <w:pPr>
-        <w:pStyle w:val="Heading1"/>
+        <w:pStyle w:val="Heading2"/>
       </w:pPr>
       <w:r>
         <w:t>Solutions</w:t>
@@ -3527,16 +2553,7 @@
         <w:t xml:space="preserve"> </w:t>
       </w:r>
       <w:r>
-        <w:t>⟨A⟩</w:t>
-      </w:r>
-      <w:r>
-        <w:rPr>
-          <w:i/>
-        </w:rPr>
-        <w:t xml:space="preserve"> = ⟨ψ\|A\|ψ⟩</w:t>
-      </w:r>
-      <w:r>
-        <w:t xml:space="preserve"> = ⟨Aψ\|ψ⟩ = ⟨ψ\|A†ψ⟩ = ⟨ψ\|Aψ⟩ = ⟨A⟩, using A† = A, so ⟨A⟩ equals its own conjugate and is real.</w:t>
+        <w:t>⟨A⟩* = ⟨ψ|A|ψ⟩* = ⟨Aψ|ψ⟩ = ⟨ψ|A†ψ⟩ = ⟨ψ|Aψ⟩ = ⟨A⟩, using A† = A, so ⟨A⟩ equals its own conjugate and is real.</w:t>
       </w:r>
     </w:p>
     <w:p>
@@ -3634,7 +2651,7 @@
         <w:t xml:space="preserve"> </w:t>
       </w:r>
       <w:r>
-        <w:t>Since [A,B] = 0, A(B\|ψ⟩) = B(A\|ψ⟩) = B(a\|ψ⟩) = a(B\|ψ⟩): B\|ψ⟩ is an eigenvector of A with eigenvalue a. If a is nondegenerate, the eigenspace is one-dimensional, so B\|ψ⟩ must be a scalar multiple of \|ψ⟩.</w:t>
+        <w:t>Since [A,B] = 0, A(B|ψ⟩) = B(A|ψ⟩) = B(a|ψ⟩) = a(B|ψ⟩): B|ψ⟩ is an eigenvector of A with eigenvalue a. If a is nondegenerate, the eigenspace is one-dimensional, so B|ψ⟩ must be a scalar multiple of |ψ⟩.</w:t>
       </w:r>
     </w:p>
     <w:p>
@@ -3648,7 +2665,7 @@
         <w:t xml:space="preserve"> </w:t>
       </w:r>
       <w:r>
-        <w:t>From Ehrenfest's theorem or directly, [H,A] = 0 implies HA\|m⟩ = AH\|m⟩ = Eₘ A\|m⟩, so A\|m⟩ is an eigenstate of H with eigenvalue Eₘ. Taking the inner product with \|n⟩: Eₙ⟨n\|A\|m⟩ = ⟨Hn\|A\|m⟩ = ⟨n\|HA\|m⟩ = Eₘ⟨n\|A\|m⟩ (using Hermiticity of H), so (Eₙ−Eₘ)⟨n\|A\|m⟩ = 0, forcing ⟨n\|A\|m⟩ = 0 when Eₙ ≠ Eₘ.</w:t>
+        <w:t>From Ehrenfest's theorem or directly, [H,A] = 0 implies HA|m⟩ = AH|m⟩ = Eₘ A|m⟩, so A|m⟩ is an eigenstate of H with eigenvalue Eₘ. Taking the inner product with |n⟩: Eₙ⟨n|A|m⟩ = ⟨Hn|A|m⟩ = ⟨n|HA|m⟩ = Eₘ⟨n|A|m⟩ (using Hermiticity of H), so (Eₙ−Eₘ)⟨n|A|m⟩ = 0, forcing ⟨n|A|m⟩ = 0 when Eₙ ≠ Eₘ.</w:t>
       </w:r>
     </w:p>
     <w:p>
@@ -3662,7 +2679,7 @@
         <w:t xml:space="preserve"> </w:t>
       </w:r>
       <w:r>
-        <w:t>The proof is given in Lesson 1, Exercise 16, and carries over unchanged to L² since only the inner-product axioms are used. Applying it to f and g: ‖f‖²‖g‖² ≥ \|⟨f\|g⟩\|² = \|⟨AB⟩−⟨A⟩⟨B⟩\|². Since ‖f‖² = ΔA² and ‖g‖² = ΔB², and the right side can be shown (Exercise 16) to be bounded below by (1/4)\|⟨[A,B]⟩\|², the uncertainty relation follows.</w:t>
+        <w:t>The proof is given in Lesson 1, Exercise 16, and carries over unchanged to L² since only the inner-product axioms are used. Applying it to f and g: ‖f‖²‖g‖² ≥ |⟨f|g⟩|² = |⟨AB⟩−⟨A⟩⟨B⟩|². Since ‖f‖² = ΔA² and ‖g‖² = ΔB², and the right side can be shown (Exercise 16) to be bounded below by (1/4)|⟨[A,B]⟩|², the uncertainty relation follows.</w:t>
       </w:r>
     </w:p>
     <w:p>
@@ -3704,16 +2721,7 @@
         <w:t xml:space="preserve"> </w:t>
       </w:r>
       <w:r>
-        <w:t>⟨φ\|Πψ⟩ = ∫φ</w:t>
-      </w:r>
-      <w:r>
-        <w:rPr>
-          <w:i/>
-        </w:rPr>
-        <w:t>(x)ψ(−x)dx = ∫φ</w:t>
-      </w:r>
-      <w:r>
-        <w:t>(−y)ψ(y)dy (substituting y = −x) = ⟨Πφ\|ψ⟩, so Π is Hermitian. (Πψ)(x) applied twice gives ψ(−(−x)) = ψ(x), so Π² = I. Eigenvalues λ satisfy λ² = 1, so λ = ±1.</w:t>
+        <w:t>⟨φ|Πψ⟩ = ∫φ*(x)ψ(−x)dx = ∫φ*(−y)ψ(y)dy (substituting y = −x) = ⟨Πφ|ψ⟩, so Π is Hermitian. (Πψ)(x) applied twice gives ψ(−(−x)) = ψ(x), so Π² = I. Eigenvalues λ satisfy λ² = 1, so λ = ±1.</w:t>
       </w:r>
     </w:p>
     <w:p>
@@ -3755,12 +2763,12 @@
         <w:t xml:space="preserve"> </w:t>
       </w:r>
       <w:r>
-        <w:t>⟨f\|g⟩ = ⟨(A−⟨A⟩)ψ\|(B−⟨B⟩)ψ⟩ = ⟨ψ\|(A−⟨A⟩)(B−⟨B⟩)\|ψ⟩ = ⟨AB⟩ − ⟨A⟩⟨B⟩ (the Hermiticity of A−⟨A⟩ moves it across the inner product). Write AB = (1/2){A,B} + (1/2)[A,B], where {A,B} = AB+BA is Hermitian and [A,B] is anti-Hermitian (its own adjoint is its negative). So ⟨f\|g⟩ = (1/2)⟨{A,B}⟩ − ⟨A⟩⟨B⟩ + (1/2)⟨[A,B]⟩, with the first two terms real and the last purely imaginary (since ⟨[A,B]⟩* = −⟨[A,B]⟩ for anti-Hermitian [A,B]). Therefore \|⟨f\|g⟩\|² equals the sum of the squares of its real and imaginary parts, which in particular is at least the square of the imaginary part alone: \|⟨f\|g⟩\|² ≥ (1/4)\|⟨[A,B]⟩\|². Combined with Cauchy Schwarz, ΔA²ΔB² = ‖f‖²‖g‖² ≥ \|⟨f\|g⟩\|² ≥ (1/4)\|⟨[A,B]⟩\|².</w:t>
+        <w:t>⟨f|g⟩ = ⟨(A−⟨A⟩)ψ|(B−⟨B⟩)ψ⟩ = ⟨ψ|(A−⟨A⟩)(B−⟨B⟩)|ψ⟩ = ⟨AB⟩ − ⟨A⟩⟨B⟩ (the Hermiticity of A−⟨A⟩ moves it across the inner product). Write AB = (1/2){A,B} + (1/2)[A,B], where {A,B} = AB+BA is Hermitian and [A,B] is anti-Hermitian (its own adjoint is its negative). So ⟨f|g⟩ = (1/2)⟨{A,B}⟩ − ⟨A⟩⟨B⟩ + (1/2)⟨[A,B]⟩, with the first two terms real and the last purely imaginary (since ⟨[A,B]⟩* = −⟨[A,B]⟩ for anti-Hermitian [A,B]). Therefore |⟨f|g⟩|² equals the sum of the squares of its real and imaginary parts, which in particular is at least the square of the imaginary part alone: |⟨f|g⟩|² ≥ (1/4)|⟨[A,B]⟩|². Combined with Cauchy Schwarz, ΔA²ΔB² = ‖f‖²‖g‖² ≥ |⟨f|g⟩|² ≥ (1/4)|⟨[A,B]⟩|².</w:t>
       </w:r>
     </w:p>
     <w:p>
       <w:pPr>
-        <w:pStyle w:val="Heading1"/>
+        <w:pStyle w:val="Heading2"/>
       </w:pPr>
       <w:r>
         <w:t>Mastery checklist</w:t>
@@ -3832,7 +2840,7 @@
     </w:p>
     <w:p>
       <w:pPr>
-        <w:pStyle w:val="Heading1"/>
+        <w:pStyle w:val="Heading2"/>
       </w:pPr>
       <w:r>
         <w:t>Next lesson</w:t>
@@ -3840,7 +2848,7 @@
     </w:p>
     <w:p>
       <w:r>
-        <w:t>Lesson 11 introduces the Schrodinger equation: how the Hamiltonian generates time evolution, stationary states, and the general solution as a superposition of energy eigenstates.</w:t>
+        <w:t>Lesson 11 introduces the Schrödinger equation: how the Hamiltonian generates time evolution, stationary states, and the general solution as a superposition of energy eigenstates.</w:t>
       </w:r>
     </w:p>
     <w:sectPr>
